--- a/public/downloads/Dojo_Deckbuilder_v2.3_Glossary.docx
+++ b/public/downloads/Dojo_Deckbuilder_v2.3_Glossary.docx
@@ -84,7 +84,7 @@
       <w:r>
         <w:drawing>
           <wp:inline xmlns:a="http://schemas.openxmlformats.org/drawingml/2006/main" xmlns:pic="http://schemas.openxmlformats.org/drawingml/2006/picture">
-            <wp:extent cx="5943600" cy="1983001"/>
+            <wp:extent cx="5943600" cy="1981200"/>
             <wp:docPr id="2" name="Picture 2"/>
             <wp:cNvGraphicFramePr>
               <a:graphicFrameLocks noChangeAspect="1"/>
@@ -105,7 +105,7 @@
                   <pic:spPr>
                     <a:xfrm>
                       <a:off x="0" y="0"/>
-                      <a:ext cx="5943600" cy="1983001"/>
+                      <a:ext cx="5943600" cy="1981200"/>
                     </a:xfrm>
                     <a:prstGeom prst="rect"/>
                   </pic:spPr>

--- a/public/downloads/Dojo_Deckbuilder_v2.3_Glossary.docx
+++ b/public/downloads/Dojo_Deckbuilder_v2.3_Glossary.docx
@@ -197,7 +197,7 @@
     </w:p>
     <w:p>
       <w:r>
-        <w:t>These are the 59 official terms used by the v2.3 rules and card catalog. Card text uses the capitalized game term when it refers to this definition; ordinary English remains ordinary English, pending departmental review.</w:t>
+        <w:t>These are the 57 official terms used by the v2.3 rules and card catalog. Card text uses the capitalized game term when it refers to this definition; ordinary English remains ordinary English, pending departmental review.</w:t>
       </w:r>
     </w:p>
     <w:tbl>
@@ -505,65 +505,6 @@
                 <w:sz w:val="18"/>
               </w:rPr>
               <w:t>A legal strike played from hand with a target and declared zone. It contributes printed Attack Power and normally earns 1 XP after resolving.</w:t>
-            </w:r>
-          </w:p>
-        </w:tc>
-      </w:tr>
-      <w:tr>
-        <w:trPr>
-          <w:cantSplit w:val="true"/>
-        </w:trPr>
-        <w:tc>
-          <w:tcPr>
-            <w:tcW w:type="dxa" w:w="2500"/>
-            <w:vAlign w:val="center"/>
-            <w:tcMar>
-              <w:top w:w="60" w:type="dxa"/>
-              <w:start w:w="120" w:type="dxa"/>
-              <w:bottom w:w="60" w:type="dxa"/>
-              <w:end w:w="120" w:type="dxa"/>
-            </w:tcMar>
-            <w:shd w:fill="F8F1DD"/>
-          </w:tcPr>
-          <w:p>
-            <w:pPr>
-              <w:spacing w:before="0" w:after="40" w:line="252" w:lineRule="auto"/>
-            </w:pPr>
-            <w:r>
-              <w:rPr>
-                <w:rFonts w:ascii="Arial" w:hAnsi="Arial"/>
-                <w:b w:val="0"/>
-                <w:color w:val="263238"/>
-                <w:sz w:val="18"/>
-              </w:rPr>
-              <w:t>Attack Limit</w:t>
-            </w:r>
-          </w:p>
-        </w:tc>
-        <w:tc>
-          <w:tcPr>
-            <w:tcW w:type="dxa" w:w="6860"/>
-            <w:vAlign w:val="center"/>
-            <w:tcMar>
-              <w:top w:w="60" w:type="dxa"/>
-              <w:start w:w="120" w:type="dxa"/>
-              <w:bottom w:w="60" w:type="dxa"/>
-              <w:end w:w="120" w:type="dxa"/>
-            </w:tcMar>
-            <w:shd w:fill="F8F1DD"/>
-          </w:tcPr>
-          <w:p>
-            <w:pPr>
-              <w:spacing w:before="0" w:after="40" w:line="252" w:lineRule="auto"/>
-            </w:pPr>
-            <w:r>
-              <w:rPr>
-                <w:rFonts w:ascii="Arial" w:hAnsi="Arial"/>
-                <w:b w:val="0"/>
-                <w:color w:val="263238"/>
-                <w:sz w:val="18"/>
-              </w:rPr>
-              <w:t>A player may normally play two Attacks per turn. Flow and Combo Extension are the only core exceptions.</w:t>
             </w:r>
           </w:p>
         </w:tc>
@@ -918,65 +859,6 @@
                 <w:sz w:val="18"/>
               </w:rPr>
               <w:t>A learned sequence from the separate face-down Combo Deck. Complete its requirement and resolve its payoff.</w:t>
-            </w:r>
-          </w:p>
-        </w:tc>
-      </w:tr>
-      <w:tr>
-        <w:trPr>
-          <w:cantSplit w:val="true"/>
-        </w:trPr>
-        <w:tc>
-          <w:tcPr>
-            <w:tcW w:type="dxa" w:w="2500"/>
-            <w:vAlign w:val="center"/>
-            <w:tcMar>
-              <w:top w:w="60" w:type="dxa"/>
-              <w:start w:w="120" w:type="dxa"/>
-              <w:bottom w:w="60" w:type="dxa"/>
-              <w:end w:w="120" w:type="dxa"/>
-            </w:tcMar>
-            <w:shd w:fill="FFFFFF"/>
-          </w:tcPr>
-          <w:p>
-            <w:pPr>
-              <w:spacing w:before="0" w:after="40" w:line="252" w:lineRule="auto"/>
-            </w:pPr>
-            <w:r>
-              <w:rPr>
-                <w:rFonts w:ascii="Arial" w:hAnsi="Arial"/>
-                <w:b w:val="0"/>
-                <w:color w:val="263238"/>
-                <w:sz w:val="18"/>
-              </w:rPr>
-              <w:t>Combo Extension</w:t>
-            </w:r>
-          </w:p>
-        </w:tc>
-        <w:tc>
-          <w:tcPr>
-            <w:tcW w:type="dxa" w:w="6860"/>
-            <w:vAlign w:val="center"/>
-            <w:tcMar>
-              <w:top w:w="60" w:type="dxa"/>
-              <w:start w:w="120" w:type="dxa"/>
-              <w:bottom w:w="60" w:type="dxa"/>
-              <w:end w:w="120" w:type="dxa"/>
-            </w:tcMar>
-            <w:shd w:fill="FFFFFF"/>
-          </w:tcPr>
-          <w:p>
-            <w:pPr>
-              <w:spacing w:before="0" w:after="40" w:line="252" w:lineRule="auto"/>
-            </w:pPr>
-            <w:r>
-              <w:rPr>
-                <w:rFonts w:ascii="Arial" w:hAnsi="Arial"/>
-                <w:b w:val="0"/>
-                <w:color w:val="263238"/>
-                <w:sz w:val="18"/>
-              </w:rPr>
-              <w:t>Once per turn, permission to play the third Attack required as a learned Combo's Finishing Technique beyond the normal Attack limit.</w:t>
             </w:r>
           </w:p>
         </w:tc>
@@ -1920,7 +1802,7 @@
                 <w:color w:val="263238"/>
                 <w:sz w:val="18"/>
               </w:rPr>
-              <w:t>The first Attack with Flow each turn does not count against the normal two-Attack limit. Only one Attack receives this exemption per turn.</w:t>
+              <w:t>After the first Attack you play with Flow each turn resolves, draw one card. Later Flow Attacks that turn do not draw a card.</w:t>
             </w:r>
           </w:p>
         </w:tc>
@@ -3159,7 +3041,7 @@
                 <w:color w:val="263238"/>
                 <w:sz w:val="18"/>
               </w:rPr>
-              <w:t>Once per round, after a Defense you played Blocks an Attack, immediately play one Attack from hand against that attacker. It resolves normally, does not count against the normal Attack limit, cannot make another Reversal, and grants no Focus.</w:t>
+              <w:t>Once per round, after a Defense you played Blocks an Attack, immediately play one Attack from hand against that attacker. It resolves normally outside your turn, cannot make another Reversal, and grants no Focus.</w:t>
             </w:r>
           </w:p>
         </w:tc>
